--- a/worksheets/MS_L10_ShiftHexLab_Worksheet.docx
+++ b/worksheets/MS_L10_ShiftHexLab_Worksheet.docx
@@ -558,7 +558,7 @@
                 <w:sz w:val="21"/>
                 <w:szCs w:val="21"/>
               </w:rPr>
-              <w:t xml:space="preserve">What is the relationship between denary, binary and hexadecimal?</w:t>
+              <w:t xml:space="preserve">Why might a programmer prefer to write FF rather than 11111111? Suggest two reasons.</w:t>
             </w:r>
           </w:p>
           <w:tbl>
